--- a/zht/docx/34.content.docx
+++ b/zht/docx/34.content.docx
@@ -19,7 +19,7 @@
         <w:rPr>
           <w:lang w:val="zh_TW" w:bidi="zh_TW"/>
         </w:rPr>
-        <w:t>Resource: 研讀筆記 - 書籍簡介 (Tyndale)</w:t>
+        <w:t>Resource: Tyndale Open Study Notes</w:t>
       </w:r>
       <w:r>
         <w:rPr>
@@ -112,7 +112,7 @@
         <w:rPr>
           <w:lang w:val="zh_TW" w:bidi="zh_TW"/>
         </w:rPr>
-        <w:t>研讀筆記 - 書籍簡介 (Tyndale)</w:t>
+        <w:t>Tyndale Open Study Notes</w:t>
       </w:r>
     </w:p>
     <w:p>

--- a/zht/docx/34.content.docx
+++ b/zht/docx/34.content.docx
@@ -19,7 +19,7 @@
         <w:rPr>
           <w:lang w:val="zh_TW" w:bidi="zh_TW"/>
         </w:rPr>
-        <w:t>Resource: Tyndale Open Study Notes</w:t>
+        <w:t>Resource: Aquifer Open Study Notes (Book Intros)</w:t>
       </w:r>
       <w:r>
         <w:rPr>
@@ -112,7 +112,7 @@
         <w:rPr>
           <w:lang w:val="zh_TW" w:bidi="zh_TW"/>
         </w:rPr>
-        <w:t>Tyndale Open Study Notes</w:t>
+        <w:t>Aquifer Open Study Notes (Book Intros)</w:t>
       </w:r>
     </w:p>
     <w:p>

--- a/zht/docx/34.content.docx
+++ b/zht/docx/34.content.docx
@@ -258,18 +258,12 @@
         </w:rPr>
         <w:t>在那鴻的時代，猶大王國面臨被超級大國吞併的危險，這個超級大國就是亞述帝國。在首都尼尼微，偉大的亞述巴尼拔王（Ashurbanipal，公元前668–626年）將亞述的力量推向頂峰，其軍事力量和文化影響力遍及古代近東每個角落。即使是古老的提比斯（Thebes，和合本作「挪亞們」）也受到了征服者的踐踏（</w:t>
       </w:r>
-      <w:hyperlink r:id="rId13">
-        <w:r>
-          <w:rPr>
-            <w:lang w:val="zh_TW" w:bidi="zh_TW"/>
-          </w:rPr>
-          <w:rPr>
-            <w:color w:val="0000EE"/>
-            <w:u w:val="single"/>
-          </w:rPr>
-          <w:t>3:8–10</w:t>
-        </w:r>
-      </w:hyperlink>
+      <w:r>
+        <w:rPr>
+          <w:lang w:val="zh_TW" w:bidi="zh_TW"/>
+        </w:rPr>
+        <w:t>3:8–10</w:t>
+      </w:r>
       <w:r>
         <w:rPr>
           <w:lang w:val="zh_TW" w:bidi="zh_TW"/>
@@ -290,72 +284,48 @@
         </w:rPr>
         <w:t>這些情況對那鴻和猶大百姓來說，並不令人振奮。他們北方的姊妹——以色列國，已經在公元前722年被亞述人征服，而猶大現在面臨敵人是同樣的帝國。更糟糕的是，亞述巴尼拔最近俘虜了猶大的王──邪惡的瑪拿西（公元前697–642年），並將他帶到巴比倫（</w:t>
       </w:r>
-      <w:hyperlink r:id="rId14">
-        <w:r>
-          <w:rPr>
-            <w:lang w:val="zh_TW" w:bidi="zh_TW"/>
-          </w:rPr>
-          <w:rPr>
-            <w:color w:val="0000EE"/>
-            <w:u w:val="single"/>
-          </w:rPr>
-          <w:t>代下33:10–11</w:t>
-        </w:r>
-      </w:hyperlink>
+      <w:r>
+        <w:rPr>
+          <w:lang w:val="zh_TW" w:bidi="zh_TW"/>
+        </w:rPr>
+        <w:t>代下33:10–11</w:t>
+      </w:r>
       <w:r>
         <w:rPr>
           <w:lang w:val="zh_TW" w:bidi="zh_TW"/>
         </w:rPr>
         <w:t>）。瑪拿西從囚禁中獲釋後，他願意悔改（</w:t>
       </w:r>
-      <w:hyperlink r:id="rId15">
-        <w:r>
-          <w:rPr>
-            <w:lang w:val="zh_TW" w:bidi="zh_TW"/>
-          </w:rPr>
-          <w:rPr>
-            <w:color w:val="0000EE"/>
-            <w:u w:val="single"/>
-          </w:rPr>
-          <w:t>代下33:12–17</w:t>
-        </w:r>
-      </w:hyperlink>
+      <w:r>
+        <w:rPr>
+          <w:lang w:val="zh_TW" w:bidi="zh_TW"/>
+        </w:rPr>
+        <w:t>代下33:12–17</w:t>
+      </w:r>
       <w:r>
         <w:rPr>
           <w:lang w:val="zh_TW" w:bidi="zh_TW"/>
         </w:rPr>
         <w:t>），試圖扭轉他以前的邪惡行為（</w:t>
       </w:r>
-      <w:hyperlink r:id="rId16">
-        <w:r>
-          <w:rPr>
-            <w:lang w:val="zh_TW" w:bidi="zh_TW"/>
-          </w:rPr>
-          <w:rPr>
-            <w:color w:val="0000EE"/>
-            <w:u w:val="single"/>
-          </w:rPr>
-          <w:t>王下21:1–18</w:t>
-        </w:r>
-      </w:hyperlink>
+      <w:r>
+        <w:rPr>
+          <w:lang w:val="zh_TW" w:bidi="zh_TW"/>
+        </w:rPr>
+        <w:t>王下21:1–18</w:t>
+      </w:r>
       <w:r>
         <w:rPr>
           <w:lang w:val="zh_TW" w:bidi="zh_TW"/>
         </w:rPr>
         <w:t>，</w:t>
       </w:r>
-      <w:hyperlink r:id="rId17">
-        <w:r>
-          <w:rPr>
-            <w:lang w:val="zh_TW" w:bidi="zh_TW"/>
-          </w:rPr>
-          <w:rPr>
-            <w:color w:val="0000EE"/>
-            <w:u w:val="single"/>
-          </w:rPr>
-          <w:t>代下33:1–9</w:t>
-        </w:r>
-      </w:hyperlink>
+      <w:r>
+        <w:rPr>
+          <w:lang w:val="zh_TW" w:bidi="zh_TW"/>
+        </w:rPr>
+        <w:t>代下33:1–9</w:t>
+      </w:r>
       <w:r>
         <w:rPr>
           <w:lang w:val="zh_TW" w:bidi="zh_TW"/>
@@ -401,36 +371,24 @@
         </w:rPr>
         <w:t>那鴻以兩段引人注目的詩歌開始他的預言，這就是</w:t>
       </w:r>
-      <w:hyperlink r:id="rId18">
-        <w:r>
-          <w:rPr>
-            <w:lang w:val="zh_TW" w:bidi="zh_TW"/>
-          </w:rPr>
-          <w:rPr>
-            <w:color w:val="0000EE"/>
-            <w:u w:val="single"/>
-          </w:rPr>
-          <w:t>一章2至6節</w:t>
-        </w:r>
-      </w:hyperlink>
+      <w:r>
+        <w:rPr>
+          <w:lang w:val="zh_TW" w:bidi="zh_TW"/>
+        </w:rPr>
+        <w:t>一章2至6節</w:t>
+      </w:r>
       <w:r>
         <w:rPr>
           <w:lang w:val="zh_TW" w:bidi="zh_TW"/>
         </w:rPr>
         <w:t>和</w:t>
       </w:r>
-      <w:hyperlink r:id="rId19">
-        <w:r>
-          <w:rPr>
-            <w:lang w:val="zh_TW" w:bidi="zh_TW"/>
-          </w:rPr>
-          <w:rPr>
-            <w:color w:val="0000EE"/>
-            <w:u w:val="single"/>
-          </w:rPr>
-          <w:t>一章7至11節</w:t>
-        </w:r>
-      </w:hyperlink>
+      <w:r>
+        <w:rPr>
+          <w:lang w:val="zh_TW" w:bidi="zh_TW"/>
+        </w:rPr>
+        <w:t>一章7至11節</w:t>
+      </w:r>
       <w:r>
         <w:rPr>
           <w:lang w:val="zh_TW" w:bidi="zh_TW"/>
@@ -451,18 +409,12 @@
         </w:rPr>
         <w:t>那鴻接著解釋神主權的公義在歷史進程中的意義（</w:t>
       </w:r>
-      <w:hyperlink r:id="rId20">
-        <w:r>
-          <w:rPr>
-            <w:lang w:val="zh_TW" w:bidi="zh_TW"/>
-          </w:rPr>
-          <w:rPr>
-            <w:color w:val="0000EE"/>
-            <w:u w:val="single"/>
-          </w:rPr>
-          <w:t>1:12–15</w:t>
-        </w:r>
-      </w:hyperlink>
+      <w:r>
+        <w:rPr>
+          <w:lang w:val="zh_TW" w:bidi="zh_TW"/>
+        </w:rPr>
+        <w:t>1:12–15</w:t>
+      </w:r>
       <w:r>
         <w:rPr>
           <w:lang w:val="zh_TW" w:bidi="zh_TW"/>
@@ -483,72 +435,48 @@
         </w:rPr>
         <w:t>在預言尼尼微圍攻和猶大恢復正常狀況之後（</w:t>
       </w:r>
-      <w:hyperlink r:id="rId21">
-        <w:r>
-          <w:rPr>
-            <w:lang w:val="zh_TW" w:bidi="zh_TW"/>
-          </w:rPr>
-          <w:rPr>
-            <w:color w:val="0000EE"/>
-            <w:u w:val="single"/>
-          </w:rPr>
-          <w:t>2:1–2</w:t>
-        </w:r>
-      </w:hyperlink>
+      <w:r>
+        <w:rPr>
+          <w:lang w:val="zh_TW" w:bidi="zh_TW"/>
+        </w:rPr>
+        <w:t>2:1–2</w:t>
+      </w:r>
       <w:r>
         <w:rPr>
           <w:lang w:val="zh_TW" w:bidi="zh_TW"/>
         </w:rPr>
         <w:t>），那鴻以兩個生動的敘述描繪亞述首都淪陷（</w:t>
       </w:r>
-      <w:hyperlink r:id="rId22">
-        <w:r>
-          <w:rPr>
-            <w:lang w:val="zh_TW" w:bidi="zh_TW"/>
-          </w:rPr>
-          <w:rPr>
-            <w:color w:val="0000EE"/>
-            <w:u w:val="single"/>
-          </w:rPr>
-          <w:t>2:3–10</w:t>
-        </w:r>
-      </w:hyperlink>
+      <w:r>
+        <w:rPr>
+          <w:lang w:val="zh_TW" w:bidi="zh_TW"/>
+        </w:rPr>
+        <w:t>2:3–10</w:t>
+      </w:r>
       <w:r>
         <w:rPr>
           <w:lang w:val="zh_TW" w:bidi="zh_TW"/>
         </w:rPr>
         <w:t>，</w:t>
       </w:r>
-      <w:hyperlink r:id="rId23">
-        <w:r>
-          <w:rPr>
-            <w:lang w:val="zh_TW" w:bidi="zh_TW"/>
-          </w:rPr>
-          <w:rPr>
-            <w:color w:val="0000EE"/>
-            <w:u w:val="single"/>
-          </w:rPr>
-          <w:t>3:1–7</w:t>
-        </w:r>
-      </w:hyperlink>
+      <w:r>
+        <w:rPr>
+          <w:lang w:val="zh_TW" w:bidi="zh_TW"/>
+        </w:rPr>
+        <w:t>3:1–7</w:t>
+      </w:r>
       <w:r>
         <w:rPr>
           <w:lang w:val="zh_TW" w:bidi="zh_TW"/>
         </w:rPr>
         <w:t>）。在這兩個敘述之間，那鴻用簡短而語帶嘲諷的歌，默想尼尼微的毀滅。他以尖銳的諷刺，宣告神將結束尼尼微的驕傲貪婪（</w:t>
       </w:r>
-      <w:hyperlink r:id="rId24">
-        <w:r>
-          <w:rPr>
-            <w:lang w:val="zh_TW" w:bidi="zh_TW"/>
-          </w:rPr>
-          <w:rPr>
-            <w:color w:val="0000EE"/>
-            <w:u w:val="single"/>
-          </w:rPr>
-          <w:t>2:11–13</w:t>
-        </w:r>
-      </w:hyperlink>
+      <w:r>
+        <w:rPr>
+          <w:lang w:val="zh_TW" w:bidi="zh_TW"/>
+        </w:rPr>
+        <w:t>2:11–13</w:t>
+      </w:r>
       <w:r>
         <w:rPr>
           <w:lang w:val="zh_TW" w:bidi="zh_TW"/>
@@ -569,36 +497,24 @@
         </w:rPr>
         <w:t>那鴻透過對這座城的另一描述，進一步諷刺尼尼微的淪陷。尼尼微的防禦能力，不會比亞述曾摧毀的埃及首都提比斯（</w:t>
       </w:r>
-      <w:hyperlink r:id="rId25">
-        <w:r>
-          <w:rPr>
-            <w:lang w:val="zh_TW" w:bidi="zh_TW"/>
-          </w:rPr>
-          <w:rPr>
-            <w:color w:val="0000EE"/>
-            <w:u w:val="single"/>
-          </w:rPr>
-          <w:t>3:8–13</w:t>
-        </w:r>
-      </w:hyperlink>
+      <w:r>
+        <w:rPr>
+          <w:lang w:val="zh_TW" w:bidi="zh_TW"/>
+        </w:rPr>
+        <w:t>3:8–13</w:t>
+      </w:r>
       <w:r>
         <w:rPr>
           <w:lang w:val="zh_TW" w:bidi="zh_TW"/>
         </w:rPr>
         <w:t>）更強。那鴻以另一段諷刺結束他的預言（</w:t>
       </w:r>
-      <w:hyperlink r:id="rId26">
-        <w:r>
-          <w:rPr>
-            <w:lang w:val="zh_TW" w:bidi="zh_TW"/>
-          </w:rPr>
-          <w:rPr>
-            <w:color w:val="0000EE"/>
-            <w:u w:val="single"/>
-          </w:rPr>
-          <w:t>3:14–19</w:t>
-        </w:r>
-      </w:hyperlink>
+      <w:r>
+        <w:rPr>
+          <w:lang w:val="zh_TW" w:bidi="zh_TW"/>
+        </w:rPr>
+        <w:t>3:14–19</w:t>
+      </w:r>
       <w:r>
         <w:rPr>
           <w:lang w:val="zh_TW" w:bidi="zh_TW"/>
@@ -630,18 +546,12 @@
         </w:rPr>
         <w:t>除了從此書獲得的少量資訊外，我們對於這位短篇預言的作者那鴻，實在一無所知。在希伯來文本中，他被稱為「以勒歌斯人那鴻」（</w:t>
       </w:r>
-      <w:hyperlink r:id="rId27">
-        <w:r>
-          <w:rPr>
-            <w:lang w:val="zh_TW" w:bidi="zh_TW"/>
-          </w:rPr>
-          <w:rPr>
-            <w:color w:val="0000EE"/>
-            <w:u w:val="single"/>
-          </w:rPr>
-          <w:t>1:1）</w:t>
-        </w:r>
-      </w:hyperlink>
+      <w:r>
+        <w:rPr>
+          <w:lang w:val="zh_TW" w:bidi="zh_TW"/>
+        </w:rPr>
+        <w:t>1:1）</w:t>
+      </w:r>
       <w:r>
         <w:rPr>
           <w:lang w:val="zh_TW" w:bidi="zh_TW"/>
@@ -673,36 +583,24 @@
         </w:rPr>
         <w:t>那鴻提到提比斯淪陷（公元前663年；</w:t>
       </w:r>
-      <w:hyperlink r:id="rId28">
-        <w:r>
-          <w:rPr>
-            <w:lang w:val="zh_TW" w:bidi="zh_TW"/>
-          </w:rPr>
-          <w:rPr>
-            <w:color w:val="0000EE"/>
-            <w:u w:val="single"/>
-          </w:rPr>
-          <w:t>3:10</w:t>
-        </w:r>
-      </w:hyperlink>
+      <w:r>
+        <w:rPr>
+          <w:lang w:val="zh_TW" w:bidi="zh_TW"/>
+        </w:rPr>
+        <w:t>3:10</w:t>
+      </w:r>
       <w:r>
         <w:rPr>
           <w:lang w:val="zh_TW" w:bidi="zh_TW"/>
         </w:rPr>
         <w:t>）並預言尼尼微淪陷，此事發生在公元前612年。因此，那鴻是在公元前663年至612年之間的某個時間，發出這些預言。至於是這些年間的哪個具體時間，則是有爭議的；可能是在瑪拿西統治的晚期（約公元前648–645年），也許是在瑪拿西從亞述囚禁得釋放以後，試圖進行改革期間（</w:t>
       </w:r>
-      <w:hyperlink r:id="rId29">
-        <w:r>
-          <w:rPr>
-            <w:lang w:val="zh_TW" w:bidi="zh_TW"/>
-          </w:rPr>
-          <w:rPr>
-            <w:color w:val="0000EE"/>
-            <w:u w:val="single"/>
-          </w:rPr>
-          <w:t>代下33:12–16</w:t>
-        </w:r>
-      </w:hyperlink>
+      <w:r>
+        <w:rPr>
+          <w:lang w:val="zh_TW" w:bidi="zh_TW"/>
+        </w:rPr>
+        <w:t>代下33:12–16</w:t>
+      </w:r>
       <w:r>
         <w:rPr>
           <w:lang w:val="zh_TW" w:bidi="zh_TW"/>
@@ -748,72 +646,48 @@
         </w:rPr>
         <w:t>神是恆久忍耐的（</w:t>
       </w:r>
-      <w:hyperlink r:id="rId30">
-        <w:r>
-          <w:rPr>
-            <w:lang w:val="zh_TW" w:bidi="zh_TW"/>
-          </w:rPr>
-          <w:rPr>
-            <w:color w:val="0000EE"/>
-            <w:u w:val="single"/>
-          </w:rPr>
-          <w:t>1:3）</w:t>
-        </w:r>
-      </w:hyperlink>
+      <w:r>
+        <w:rPr>
+          <w:lang w:val="zh_TW" w:bidi="zh_TW"/>
+        </w:rPr>
+        <w:t>1:3）</w:t>
+      </w:r>
       <w:r>
         <w:rPr>
           <w:lang w:val="zh_TW" w:bidi="zh_TW"/>
         </w:rPr>
         <w:t>，祂的子民必須有耐心。這位良善且顧念人的耶和華（</w:t>
       </w:r>
-      <w:hyperlink r:id="rId31">
-        <w:r>
-          <w:rPr>
-            <w:lang w:val="zh_TW" w:bidi="zh_TW"/>
-          </w:rPr>
-          <w:rPr>
-            <w:color w:val="0000EE"/>
-            <w:u w:val="single"/>
-          </w:rPr>
-          <w:t>1:7</w:t>
-        </w:r>
-      </w:hyperlink>
+      <w:r>
+        <w:rPr>
+          <w:lang w:val="zh_TW" w:bidi="zh_TW"/>
+        </w:rPr>
+        <w:t>1:7</w:t>
+      </w:r>
       <w:r>
         <w:rPr>
           <w:lang w:val="zh_TW" w:bidi="zh_TW"/>
         </w:rPr>
         <w:t>）對祂的子民有明確的目的（</w:t>
       </w:r>
-      <w:hyperlink r:id="rId32">
-        <w:r>
-          <w:rPr>
-            <w:lang w:val="zh_TW" w:bidi="zh_TW"/>
-          </w:rPr>
-          <w:rPr>
-            <w:color w:val="0000EE"/>
-            <w:u w:val="single"/>
-          </w:rPr>
-          <w:t>2:2</w:t>
-        </w:r>
-      </w:hyperlink>
+      <w:r>
+        <w:rPr>
+          <w:lang w:val="zh_TW" w:bidi="zh_TW"/>
+        </w:rPr>
+        <w:t>2:2</w:t>
+      </w:r>
       <w:r>
         <w:rPr>
           <w:lang w:val="zh_TW" w:bidi="zh_TW"/>
         </w:rPr>
         <w:t>），這件確實的事情鼓勵他們活出信靠交託的生活。書中帶有盼望的好消息，超越了威脅的語氣（</w:t>
       </w:r>
-      <w:hyperlink r:id="rId33">
-        <w:r>
-          <w:rPr>
-            <w:lang w:val="zh_TW" w:bidi="zh_TW"/>
-          </w:rPr>
-          <w:rPr>
-            <w:color w:val="0000EE"/>
-            <w:u w:val="single"/>
-          </w:rPr>
-          <w:t>1:15</w:t>
-        </w:r>
-      </w:hyperlink>
+      <w:r>
+        <w:rPr>
+          <w:lang w:val="zh_TW" w:bidi="zh_TW"/>
+        </w:rPr>
+        <w:t>1:15</w:t>
+      </w:r>
       <w:r>
         <w:rPr>
           <w:lang w:val="zh_TW" w:bidi="zh_TW"/>
@@ -834,36 +708,24 @@
         </w:rPr>
         <w:t>聖經後來作者，在那鴻的好消息中，找到對基督福音的應許（</w:t>
       </w:r>
-      <w:hyperlink r:id="rId34">
-        <w:r>
-          <w:rPr>
-            <w:lang w:val="zh_TW" w:bidi="zh_TW"/>
-          </w:rPr>
-          <w:rPr>
-            <w:color w:val="0000EE"/>
-            <w:u w:val="single"/>
-          </w:rPr>
-          <w:t>羅10:15</w:t>
-        </w:r>
-      </w:hyperlink>
+      <w:r>
+        <w:rPr>
+          <w:lang w:val="zh_TW" w:bidi="zh_TW"/>
+        </w:rPr>
+        <w:t>羅10:15</w:t>
+      </w:r>
       <w:r>
         <w:rPr>
           <w:lang w:val="zh_TW" w:bidi="zh_TW"/>
         </w:rPr>
         <w:t>；另見</w:t>
       </w:r>
-      <w:hyperlink r:id="rId35">
-        <w:r>
-          <w:rPr>
-            <w:lang w:val="zh_TW" w:bidi="zh_TW"/>
-          </w:rPr>
-          <w:rPr>
-            <w:color w:val="0000EE"/>
-            <w:u w:val="single"/>
-          </w:rPr>
-          <w:t>賽52:7</w:t>
-        </w:r>
-      </w:hyperlink>
+      <w:r>
+        <w:rPr>
+          <w:lang w:val="zh_TW" w:bidi="zh_TW"/>
+        </w:rPr>
+        <w:t>賽52:7</w:t>
+      </w:r>
       <w:r>
         <w:rPr>
           <w:lang w:val="zh_TW" w:bidi="zh_TW"/>
